--- a/돌아보기/퀘스트+공간대여.docx
+++ b/돌아보기/퀘스트+공간대여.docx
@@ -816,6 +816,7 @@
                         <w:txbxContent>
                           <w:p>
                             <w:pPr>
+                              <w:jc w:val="right"/>
                               <w:spacing w:line="240" w:lineRule="auto"/>
                               <w:rPr>
                                 <w:lang w:eastAsia="ko-KR"/>
@@ -920,6 +921,7 @@
                   <w:txbxContent>
                     <w:p>
                       <w:pPr>
+                        <w:jc w:val="right"/>
                         <w:spacing w:line="240" w:lineRule="auto"/>
                         <w:rPr>
                           <w:lang w:eastAsia="ko-KR"/>
@@ -23631,1439 +23633,8 @@
       </w:tr>
     </w:tbl>
     <w:p>
-      <w:pPr>
-        <w:spacing w:after="40"/>
-        <w:rPr>
-          <w:lang w:eastAsia="ko-KR"/>
-        </w:rPr>
-      </w:pPr>
+      <w:pPr/>
     </w:p>
-    <w:p>
-      <w:pPr>
-        <w:rPr>
-          <w:lang w:eastAsia="ko-KR"/>
-        </w:rPr>
-      </w:pPr>
-      <w:r>
-        <w:rPr>
-          <w:lang w:eastAsia="ko-KR"/>
-        </w:rPr>
-        <w:br w:type="page"/>
-      </w:r>
-    </w:p>
-    <w:p>
-      <w:pPr>
-        <w:spacing w:after="40" w:before="80"/>
-        <w:rPr>
-          <w:lang w:eastAsia="ko-KR"/>
-        </w:rPr>
-      </w:pPr>
-      <w:r>
-        <w:rPr>
-          <w:lang w:eastAsia="ko-KR"/>
-          <w:b/>
-          <w:color w:val="17324A"/>
-          <w:sz w:val="38"/>
-        </w:rPr>
-        <w:t xml:space="preserve">6. </w:t>
-      </w:r>
-      <w:r>
-        <w:rPr>
-          <w:lang w:eastAsia="ko-KR"/>
-          <w:b/>
-          <w:color w:val="17324A"/>
-          <w:sz w:val="38"/>
-        </w:rPr>
-        <w:t>통합본</w:t>
-      </w:r>
-      <w:r>
-        <w:rPr>
-          <w:lang w:eastAsia="ko-KR"/>
-          <w:b/>
-          <w:color w:val="17324A"/>
-          <w:sz w:val="38"/>
-        </w:rPr>
-        <w:t xml:space="preserve"> </w:t>
-      </w:r>
-      <w:r>
-        <w:rPr>
-          <w:lang w:eastAsia="ko-KR"/>
-          <w:b/>
-          <w:color w:val="17324A"/>
-          <w:sz w:val="38"/>
-        </w:rPr>
-        <w:t>구성</w:t>
-      </w:r>
-      <w:r>
-        <w:rPr>
-          <w:lang w:eastAsia="ko-KR"/>
-          <w:b/>
-          <w:color w:val="17324A"/>
-          <w:sz w:val="38"/>
-        </w:rPr>
-        <w:t xml:space="preserve"> </w:t>
-      </w:r>
-      <w:r>
-        <w:rPr>
-          <w:lang w:eastAsia="ko-KR"/>
-          <w:b/>
-          <w:color w:val="17324A"/>
-          <w:sz w:val="38"/>
-        </w:rPr>
-        <w:t>요약</w:t>
-      </w:r>
-    </w:p>
-    <w:p>
-      <w:pPr>
-        <w:spacing w:after="160"/>
-        <w:rPr>
-          <w:lang w:eastAsia="ko-KR"/>
-        </w:rPr>
-      </w:pPr>
-      <w:r>
-        <w:rPr>
-          <w:lang w:eastAsia="ko-KR"/>
-          <w:color w:val="5F6F80"/>
-        </w:rPr>
-        <w:t>메인</w:t>
-      </w:r>
-      <w:r>
-        <w:rPr>
-          <w:lang w:eastAsia="ko-KR"/>
-          <w:color w:val="5F6F80"/>
-        </w:rPr>
-        <w:t xml:space="preserve"> </w:t>
-      </w:r>
-      <w:r>
-        <w:rPr>
-          <w:lang w:eastAsia="ko-KR"/>
-          <w:color w:val="5F6F80"/>
-        </w:rPr>
-        <w:t>흐름과</w:t>
-      </w:r>
-      <w:r>
-        <w:rPr>
-          <w:lang w:eastAsia="ko-KR"/>
-          <w:color w:val="5F6F80"/>
-        </w:rPr>
-        <w:t xml:space="preserve"> </w:t>
-      </w:r>
-      <w:r>
-        <w:rPr>
-          <w:lang w:eastAsia="ko-KR"/>
-          <w:color w:val="5F6F80"/>
-        </w:rPr>
-        <w:t>공간</w:t>
-      </w:r>
-      <w:r>
-        <w:rPr>
-          <w:lang w:eastAsia="ko-KR"/>
-          <w:color w:val="5F6F80"/>
-        </w:rPr>
-        <w:t xml:space="preserve"> </w:t>
-      </w:r>
-      <w:r>
-        <w:rPr>
-          <w:lang w:eastAsia="ko-KR"/>
-          <w:color w:val="5F6F80"/>
-        </w:rPr>
-        <w:t>대여</w:t>
-      </w:r>
-      <w:r>
-        <w:rPr>
-          <w:lang w:eastAsia="ko-KR"/>
-          <w:color w:val="5F6F80"/>
-        </w:rPr>
-        <w:t xml:space="preserve"> </w:t>
-      </w:r>
-      <w:r>
-        <w:rPr>
-          <w:lang w:eastAsia="ko-KR"/>
-          <w:color w:val="5F6F80"/>
-        </w:rPr>
-        <w:t>퀘스트의</w:t>
-      </w:r>
-      <w:r>
-        <w:rPr>
-          <w:lang w:eastAsia="ko-KR"/>
-          <w:color w:val="5F6F80"/>
-        </w:rPr>
-        <w:t xml:space="preserve"> </w:t>
-      </w:r>
-      <w:r>
-        <w:rPr>
-          <w:lang w:eastAsia="ko-KR"/>
-          <w:color w:val="5F6F80"/>
-        </w:rPr>
-        <w:t>배치</w:t>
-      </w:r>
-      <w:r>
-        <w:rPr>
-          <w:lang w:eastAsia="ko-KR"/>
-          <w:color w:val="5F6F80"/>
-        </w:rPr>
-        <w:t xml:space="preserve"> </w:t>
-      </w:r>
-      <w:r>
-        <w:rPr>
-          <w:lang w:eastAsia="ko-KR"/>
-          <w:color w:val="5F6F80"/>
-        </w:rPr>
-        <w:t>목적</w:t>
-      </w:r>
-    </w:p>
-    <w:tbl>
-      <w:tblPr>
-        <w:tblW w:w="0" w:type="auto"/>
-        <w:tblLook w:val="04A0" w:firstRow="1" w:lastRow="0" w:firstColumn="1" w:lastColumn="0" w:noHBand="0" w:noVBand="1"/>
-        <w:jc w:val="center"/>
-      </w:tblPr>
-      <w:tblGrid>
-        <w:gridCol w:w="2660"/>
-        <w:gridCol w:w="2658"/>
-        <w:gridCol w:w="2659"/>
-        <w:gridCol w:w="2659"/>
-      </w:tblGrid>
-      <w:tr>
-        <w:trPr>
-          <w:jc w:val="center"/>
-        </w:trPr>
-        <w:tc>
-          <w:tcPr>
-            <w:tcW w:w="5328" w:type="dxa"/>
-            <w:gridSpan w:val="2"/>
-            <w:tcBorders>
-              <w:top w:val="single" w:sz="8" w:space="0" w:color="FFFFFF"/>
-              <w:left w:val="single" w:sz="8" w:space="0" w:color="FFFFFF"/>
-              <w:bottom w:val="single" w:sz="8" w:space="0" w:color="FFFFFF"/>
-              <w:right w:val="single" w:sz="8" w:space="0" w:color="FFFFFF"/>
-            </w:tcBorders>
-            <w:shd w:val="clear" w:color="auto" w:fill="F4F8FC"/>
-            <w:tcMar>
-              <w:top w:w="220" w:type="dxa"/>
-              <w:bottom w:w="220" w:type="dxa"/>
-            </w:tcMar>
-          </w:tcPr>
-          <w:p>
-            <w:pPr>
-              <w:rPr>
-                <w:lang w:eastAsia="ko-KR"/>
-              </w:rPr>
-            </w:pPr>
-            <w:r>
-              <w:rPr>
-                <w:lang w:eastAsia="ko-KR"/>
-                <w:b/>
-                <w:color w:val="17324A"/>
-                <w:sz w:val="24"/>
-              </w:rPr>
-              <w:t>메인</w:t>
-            </w:r>
-            <w:r>
-              <w:rPr>
-                <w:lang w:eastAsia="ko-KR"/>
-                <w:b/>
-                <w:color w:val="17324A"/>
-                <w:sz w:val="24"/>
-              </w:rPr>
-              <w:t xml:space="preserve"> </w:t>
-            </w:r>
-            <w:r>
-              <w:rPr>
-                <w:lang w:eastAsia="ko-KR"/>
-                <w:b/>
-                <w:color w:val="17324A"/>
-                <w:sz w:val="24"/>
-              </w:rPr>
-              <w:t>퀘스트의</w:t>
-            </w:r>
-            <w:r>
-              <w:rPr>
-                <w:lang w:eastAsia="ko-KR"/>
-                <w:b/>
-                <w:color w:val="17324A"/>
-                <w:sz w:val="24"/>
-              </w:rPr>
-              <w:t xml:space="preserve"> </w:t>
-            </w:r>
-            <w:r>
-              <w:rPr>
-                <w:lang w:eastAsia="ko-KR"/>
-                <w:b/>
-                <w:color w:val="17324A"/>
-                <w:sz w:val="24"/>
-              </w:rPr>
-              <w:t>유지점</w:t>
-            </w:r>
-          </w:p>
-          <w:p>
-            <w:pPr>
-              <w:rPr>
-                <w:lang w:eastAsia="ko-KR"/>
-              </w:rPr>
-            </w:pPr>
-            <w:r>
-              <w:rPr>
-                <w:lang w:eastAsia="ko-KR"/>
-              </w:rPr>
-              <w:t>Q1~Q5</w:t>
-            </w:r>
-            <w:r>
-              <w:rPr>
-                <w:lang w:eastAsia="ko-KR"/>
-              </w:rPr>
-              <w:t>의</w:t>
-            </w:r>
-            <w:r>
-              <w:rPr>
-                <w:lang w:eastAsia="ko-KR"/>
-              </w:rPr>
-              <w:t xml:space="preserve"> </w:t>
-            </w:r>
-            <w:r>
-              <w:rPr>
-                <w:lang w:eastAsia="ko-KR"/>
-              </w:rPr>
-              <w:t>순차</w:t>
-            </w:r>
-            <w:r>
-              <w:rPr>
-                <w:lang w:eastAsia="ko-KR"/>
-              </w:rPr>
-              <w:t xml:space="preserve"> </w:t>
-            </w:r>
-            <w:r>
-              <w:rPr>
-                <w:lang w:eastAsia="ko-KR"/>
-              </w:rPr>
-              <w:t>흐름은</w:t>
-            </w:r>
-            <w:r>
-              <w:rPr>
-                <w:lang w:eastAsia="ko-KR"/>
-              </w:rPr>
-              <w:t xml:space="preserve"> </w:t>
-            </w:r>
-            <w:r>
-              <w:rPr>
-                <w:lang w:eastAsia="ko-KR"/>
-              </w:rPr>
-              <w:t>그대로</w:t>
-            </w:r>
-            <w:r>
-              <w:rPr>
-                <w:lang w:eastAsia="ko-KR"/>
-              </w:rPr>
-              <w:t xml:space="preserve"> </w:t>
-            </w:r>
-            <w:r>
-              <w:rPr>
-                <w:lang w:eastAsia="ko-KR"/>
-              </w:rPr>
-              <w:t>유지합니다</w:t>
-            </w:r>
-            <w:r>
-              <w:rPr>
-                <w:lang w:eastAsia="ko-KR"/>
-              </w:rPr>
-              <w:t xml:space="preserve">. </w:t>
-            </w:r>
-            <w:r>
-              <w:rPr>
-                <w:lang w:eastAsia="ko-KR"/>
-              </w:rPr>
-              <w:t>일상에서</w:t>
-            </w:r>
-            <w:r>
-              <w:rPr>
-                <w:lang w:eastAsia="ko-KR"/>
-              </w:rPr>
-              <w:t xml:space="preserve"> </w:t>
-            </w:r>
-            <w:r>
-              <w:rPr>
-                <w:lang w:eastAsia="ko-KR"/>
-              </w:rPr>
-              <w:t>시작해</w:t>
-            </w:r>
-            <w:r>
-              <w:rPr>
-                <w:lang w:eastAsia="ko-KR"/>
-              </w:rPr>
-              <w:t xml:space="preserve"> </w:t>
-            </w:r>
-            <w:r>
-              <w:rPr>
-                <w:lang w:eastAsia="ko-KR"/>
-              </w:rPr>
-              <w:t>균열</w:t>
-            </w:r>
-            <w:r>
-              <w:rPr>
-                <w:lang w:eastAsia="ko-KR"/>
-              </w:rPr>
-              <w:t xml:space="preserve">, </w:t>
-            </w:r>
-            <w:r>
-              <w:rPr>
-                <w:lang w:eastAsia="ko-KR"/>
-              </w:rPr>
-              <w:t>재난</w:t>
-            </w:r>
-            <w:r>
-              <w:rPr>
-                <w:lang w:eastAsia="ko-KR"/>
-              </w:rPr>
-              <w:t xml:space="preserve">, </w:t>
-            </w:r>
-            <w:r>
-              <w:rPr>
-                <w:lang w:eastAsia="ko-KR"/>
-              </w:rPr>
-              <w:t>폐교의</w:t>
-            </w:r>
-            <w:r>
-              <w:rPr>
-                <w:lang w:eastAsia="ko-KR"/>
-              </w:rPr>
-              <w:t xml:space="preserve"> </w:t>
-            </w:r>
-            <w:r>
-              <w:rPr>
-                <w:lang w:eastAsia="ko-KR"/>
-              </w:rPr>
-              <w:t>진실</w:t>
-            </w:r>
-            <w:r>
-              <w:rPr>
-                <w:lang w:eastAsia="ko-KR"/>
-              </w:rPr>
-              <w:t xml:space="preserve">, </w:t>
-            </w:r>
-            <w:r>
-              <w:rPr>
-                <w:lang w:eastAsia="ko-KR"/>
-              </w:rPr>
-              <w:t>균열</w:t>
-            </w:r>
-            <w:r>
-              <w:rPr>
-                <w:lang w:eastAsia="ko-KR"/>
-              </w:rPr>
-              <w:t xml:space="preserve"> </w:t>
-            </w:r>
-            <w:r>
-              <w:rPr>
-                <w:lang w:eastAsia="ko-KR"/>
-              </w:rPr>
-              <w:t>내부</w:t>
-            </w:r>
-            <w:r>
-              <w:rPr>
-                <w:lang w:eastAsia="ko-KR"/>
-              </w:rPr>
-              <w:t xml:space="preserve"> </w:t>
-            </w:r>
-            <w:r>
-              <w:rPr>
-                <w:lang w:eastAsia="ko-KR"/>
-              </w:rPr>
-              <w:t>탐색으로</w:t>
-            </w:r>
-            <w:r>
-              <w:rPr>
-                <w:lang w:eastAsia="ko-KR"/>
-              </w:rPr>
-              <w:t xml:space="preserve"> </w:t>
-            </w:r>
-            <w:r>
-              <w:rPr>
-                <w:lang w:eastAsia="ko-KR"/>
-              </w:rPr>
-              <w:t>이어지며</w:t>
-            </w:r>
-            <w:r>
-              <w:rPr>
-                <w:lang w:eastAsia="ko-KR"/>
-              </w:rPr>
-              <w:t xml:space="preserve"> </w:t>
-            </w:r>
-            <w:r>
-              <w:rPr>
-                <w:lang w:eastAsia="ko-KR"/>
-              </w:rPr>
-              <w:t>주제의</w:t>
-            </w:r>
-            <w:r>
-              <w:rPr>
-                <w:lang w:eastAsia="ko-KR"/>
-              </w:rPr>
-              <w:t xml:space="preserve"> </w:t>
-            </w:r>
-            <w:r>
-              <w:rPr>
-                <w:lang w:eastAsia="ko-KR"/>
-              </w:rPr>
-              <w:t>무게가</w:t>
-            </w:r>
-            <w:r>
-              <w:rPr>
-                <w:lang w:eastAsia="ko-KR"/>
-              </w:rPr>
-              <w:t xml:space="preserve"> </w:t>
-            </w:r>
-            <w:r>
-              <w:rPr>
-                <w:lang w:eastAsia="ko-KR"/>
-              </w:rPr>
-              <w:t>점점</w:t>
-            </w:r>
-            <w:r>
-              <w:rPr>
-                <w:lang w:eastAsia="ko-KR"/>
-              </w:rPr>
-              <w:t xml:space="preserve"> </w:t>
-            </w:r>
-            <w:r>
-              <w:rPr>
-                <w:lang w:eastAsia="ko-KR"/>
-              </w:rPr>
-              <w:t>커집니다</w:t>
-            </w:r>
-            <w:r>
-              <w:rPr>
-                <w:lang w:eastAsia="ko-KR"/>
-              </w:rPr>
-              <w:t>.</w:t>
-            </w:r>
-          </w:p>
-        </w:tc>
-        <w:tc>
-          <w:tcPr>
-            <w:tcW w:w="5328" w:type="dxa"/>
-            <w:gridSpan w:val="2"/>
-            <w:tcBorders>
-              <w:top w:val="single" w:sz="8" w:space="0" w:color="FFFFFF"/>
-              <w:left w:val="single" w:sz="8" w:space="0" w:color="FFFFFF"/>
-              <w:bottom w:val="single" w:sz="8" w:space="0" w:color="FFFFFF"/>
-              <w:right w:val="single" w:sz="8" w:space="0" w:color="FFFFFF"/>
-            </w:tcBorders>
-            <w:shd w:val="clear" w:color="auto" w:fill="EAF6F4"/>
-            <w:tcMar>
-              <w:top w:w="220" w:type="dxa"/>
-              <w:bottom w:w="220" w:type="dxa"/>
-            </w:tcMar>
-          </w:tcPr>
-          <w:p>
-            <w:pPr>
-              <w:rPr>
-                <w:lang w:eastAsia="ko-KR"/>
-              </w:rPr>
-            </w:pPr>
-            <w:r>
-              <w:rPr>
-                <w:lang w:eastAsia="ko-KR"/>
-                <w:b/>
-                <w:color w:val="17324A"/>
-                <w:sz w:val="24"/>
-              </w:rPr>
-              <w:t>공간</w:t>
-            </w:r>
-            <w:r>
-              <w:rPr>
-                <w:lang w:eastAsia="ko-KR"/>
-                <w:b/>
-                <w:color w:val="17324A"/>
-                <w:sz w:val="24"/>
-              </w:rPr>
-              <w:t xml:space="preserve"> </w:t>
-            </w:r>
-            <w:r>
-              <w:rPr>
-                <w:lang w:eastAsia="ko-KR"/>
-                <w:b/>
-                <w:color w:val="17324A"/>
-                <w:sz w:val="24"/>
-              </w:rPr>
-              <w:t>대여</w:t>
-            </w:r>
-            <w:r>
-              <w:rPr>
-                <w:lang w:eastAsia="ko-KR"/>
-                <w:b/>
-                <w:color w:val="17324A"/>
-                <w:sz w:val="24"/>
-              </w:rPr>
-              <w:t xml:space="preserve"> </w:t>
-            </w:r>
-            <w:r>
-              <w:rPr>
-                <w:lang w:eastAsia="ko-KR"/>
-                <w:b/>
-                <w:color w:val="17324A"/>
-                <w:sz w:val="24"/>
-              </w:rPr>
-              <w:t>퀘스트의</w:t>
-            </w:r>
-            <w:r>
-              <w:rPr>
-                <w:lang w:eastAsia="ko-KR"/>
-                <w:b/>
-                <w:color w:val="17324A"/>
-                <w:sz w:val="24"/>
-              </w:rPr>
-              <w:t xml:space="preserve"> </w:t>
-            </w:r>
-            <w:r>
-              <w:rPr>
-                <w:lang w:eastAsia="ko-KR"/>
-                <w:b/>
-                <w:color w:val="17324A"/>
-                <w:sz w:val="24"/>
-              </w:rPr>
-              <w:t>삽입점</w:t>
-            </w:r>
-          </w:p>
-          <w:p>
-            <w:pPr>
-              <w:rPr>
-                <w:lang w:eastAsia="ko-KR"/>
-              </w:rPr>
-            </w:pPr>
-            <w:r>
-              <w:rPr>
-                <w:lang w:eastAsia="ko-KR"/>
-              </w:rPr>
-              <w:t xml:space="preserve">Q3 </w:t>
-            </w:r>
-            <w:r>
-              <w:rPr>
-                <w:lang w:eastAsia="ko-KR"/>
-              </w:rPr>
-              <w:t>이후</w:t>
-            </w:r>
-            <w:r>
-              <w:rPr>
-                <w:lang w:eastAsia="ko-KR"/>
-              </w:rPr>
-              <w:t xml:space="preserve"> </w:t>
-            </w:r>
-            <w:r>
-              <w:rPr>
-                <w:lang w:eastAsia="ko-KR"/>
-              </w:rPr>
-              <w:t>사회가</w:t>
-            </w:r>
-            <w:r>
-              <w:rPr>
-                <w:lang w:eastAsia="ko-KR"/>
-              </w:rPr>
-              <w:t xml:space="preserve"> </w:t>
-            </w:r>
-            <w:r>
-              <w:rPr>
-                <w:lang w:eastAsia="ko-KR"/>
-              </w:rPr>
-              <w:t>선의</w:t>
-            </w:r>
-            <w:r>
-              <w:rPr>
-                <w:lang w:eastAsia="ko-KR"/>
-              </w:rPr>
-              <w:t xml:space="preserve"> </w:t>
-            </w:r>
-            <w:r>
-              <w:rPr>
-                <w:lang w:eastAsia="ko-KR"/>
-              </w:rPr>
-              <w:t>수치와</w:t>
-            </w:r>
-            <w:r>
-              <w:rPr>
-                <w:lang w:eastAsia="ko-KR"/>
-              </w:rPr>
-              <w:t xml:space="preserve"> </w:t>
-            </w:r>
-            <w:r>
-              <w:rPr>
-                <w:lang w:eastAsia="ko-KR"/>
-              </w:rPr>
-              <w:t>등급에</w:t>
-            </w:r>
-            <w:r>
-              <w:rPr>
-                <w:lang w:eastAsia="ko-KR"/>
-              </w:rPr>
-              <w:t xml:space="preserve"> </w:t>
-            </w:r>
-            <w:r>
-              <w:rPr>
-                <w:lang w:eastAsia="ko-KR"/>
-              </w:rPr>
-              <w:t>집착하게</w:t>
-            </w:r>
-            <w:r>
-              <w:rPr>
-                <w:lang w:eastAsia="ko-KR"/>
-              </w:rPr>
-              <w:t xml:space="preserve"> </w:t>
-            </w:r>
-            <w:r>
-              <w:rPr>
-                <w:lang w:eastAsia="ko-KR"/>
-              </w:rPr>
-              <w:t>된</w:t>
-            </w:r>
-            <w:r>
-              <w:rPr>
-                <w:lang w:eastAsia="ko-KR"/>
-              </w:rPr>
-              <w:t xml:space="preserve"> </w:t>
-            </w:r>
-            <w:r>
-              <w:rPr>
-                <w:lang w:eastAsia="ko-KR"/>
-              </w:rPr>
-              <w:t>뒤</w:t>
-            </w:r>
-            <w:r>
-              <w:rPr>
-                <w:lang w:eastAsia="ko-KR"/>
-              </w:rPr>
-              <w:t xml:space="preserve">, </w:t>
-            </w:r>
-            <w:r>
-              <w:rPr>
-                <w:lang w:eastAsia="ko-KR"/>
-              </w:rPr>
-              <w:t>선택형</w:t>
-            </w:r>
-            <w:r>
-              <w:rPr>
-                <w:lang w:eastAsia="ko-KR"/>
-              </w:rPr>
-              <w:t xml:space="preserve"> </w:t>
-            </w:r>
-            <w:r>
-              <w:rPr>
-                <w:lang w:eastAsia="ko-KR"/>
-              </w:rPr>
-              <w:t>관람</w:t>
-            </w:r>
-            <w:r>
-              <w:rPr>
-                <w:lang w:eastAsia="ko-KR"/>
-              </w:rPr>
-              <w:t xml:space="preserve"> </w:t>
-            </w:r>
-            <w:r>
-              <w:rPr>
-                <w:lang w:eastAsia="ko-KR"/>
-              </w:rPr>
-              <w:t>퀘스트로</w:t>
-            </w:r>
-            <w:r>
-              <w:rPr>
-                <w:lang w:eastAsia="ko-KR"/>
-              </w:rPr>
-              <w:t xml:space="preserve"> </w:t>
-            </w:r>
-            <w:r>
-              <w:rPr>
-                <w:lang w:eastAsia="ko-KR"/>
-              </w:rPr>
-              <w:t>삽입합니다</w:t>
-            </w:r>
-            <w:r>
-              <w:rPr>
-                <w:lang w:eastAsia="ko-KR"/>
-              </w:rPr>
-              <w:t xml:space="preserve">. </w:t>
-            </w:r>
-            <w:r>
-              <w:rPr>
-                <w:lang w:eastAsia="ko-KR"/>
-              </w:rPr>
-              <w:t>플레이어는</w:t>
-            </w:r>
-            <w:r>
-              <w:rPr>
-                <w:lang w:eastAsia="ko-KR"/>
-              </w:rPr>
-              <w:t xml:space="preserve"> </w:t>
-            </w:r>
-            <w:r>
-              <w:rPr>
-                <w:lang w:eastAsia="ko-KR"/>
-              </w:rPr>
-              <w:t>웃음을</w:t>
-            </w:r>
-            <w:r>
-              <w:rPr>
-                <w:lang w:eastAsia="ko-KR"/>
-              </w:rPr>
-              <w:t xml:space="preserve"> </w:t>
-            </w:r>
-            <w:r>
-              <w:rPr>
-                <w:lang w:eastAsia="ko-KR"/>
-              </w:rPr>
-              <w:t>빌린</w:t>
-            </w:r>
-            <w:r>
-              <w:rPr>
-                <w:lang w:eastAsia="ko-KR"/>
-              </w:rPr>
-              <w:t xml:space="preserve"> </w:t>
-            </w:r>
-            <w:r>
-              <w:rPr>
-                <w:lang w:eastAsia="ko-KR"/>
-              </w:rPr>
-              <w:t>풍자</w:t>
-            </w:r>
-            <w:r>
-              <w:rPr>
-                <w:lang w:eastAsia="ko-KR"/>
-              </w:rPr>
-              <w:t xml:space="preserve"> </w:t>
-            </w:r>
-            <w:r>
-              <w:rPr>
-                <w:lang w:eastAsia="ko-KR"/>
-              </w:rPr>
-              <w:t>속에서</w:t>
-            </w:r>
-            <w:r>
-              <w:rPr>
-                <w:lang w:eastAsia="ko-KR"/>
-              </w:rPr>
-              <w:t xml:space="preserve"> </w:t>
-            </w:r>
-            <w:r>
-              <w:rPr>
-                <w:lang w:eastAsia="ko-KR"/>
-              </w:rPr>
-              <w:t>차한해에게</w:t>
-            </w:r>
-            <w:r>
-              <w:rPr>
-                <w:lang w:eastAsia="ko-KR"/>
-              </w:rPr>
-              <w:t xml:space="preserve"> </w:t>
-            </w:r>
-            <w:r>
-              <w:rPr>
-                <w:lang w:eastAsia="ko-KR"/>
-              </w:rPr>
-              <w:t>책임이</w:t>
-            </w:r>
-            <w:r>
-              <w:rPr>
-                <w:lang w:eastAsia="ko-KR"/>
-              </w:rPr>
-              <w:t xml:space="preserve"> </w:t>
-            </w:r>
-            <w:r>
-              <w:rPr>
-                <w:lang w:eastAsia="ko-KR"/>
-              </w:rPr>
-              <w:t>전가되는</w:t>
-            </w:r>
-            <w:r>
-              <w:rPr>
-                <w:lang w:eastAsia="ko-KR"/>
-              </w:rPr>
-              <w:t xml:space="preserve"> </w:t>
-            </w:r>
-            <w:r>
-              <w:rPr>
-                <w:lang w:eastAsia="ko-KR"/>
-              </w:rPr>
-              <w:t>분위기를</w:t>
-            </w:r>
-            <w:r>
-              <w:rPr>
-                <w:lang w:eastAsia="ko-KR"/>
-              </w:rPr>
-              <w:t xml:space="preserve"> </w:t>
-            </w:r>
-            <w:r>
-              <w:rPr>
-                <w:lang w:eastAsia="ko-KR"/>
-              </w:rPr>
-              <w:t>목격합니다</w:t>
-            </w:r>
-            <w:r>
-              <w:rPr>
-                <w:lang w:eastAsia="ko-KR"/>
-              </w:rPr>
-              <w:t>.</w:t>
-            </w:r>
-          </w:p>
-        </w:tc>
-      </w:tr>
-      <w:tr>
-        <w:trPr>
-          <w:jc w:val="center"/>
-        </w:trPr>
-        <w:tc>
-          <w:tcPr>
-            <w:tcW w:w="2664" w:type="dxa"/>
-            <w:tcBorders>
-              <w:top w:val="single" w:sz="8" w:space="0" w:color="FFFFFF"/>
-              <w:left w:val="single" w:sz="8" w:space="0" w:color="FFFFFF"/>
-              <w:bottom w:val="single" w:sz="8" w:space="0" w:color="FFFFFF"/>
-              <w:right w:val="single" w:sz="8" w:space="0" w:color="FFFFFF"/>
-            </w:tcBorders>
-            <w:shd w:val="clear" w:color="auto" w:fill="DCEEF9"/>
-            <w:tcMar>
-              <w:top w:w="150" w:type="dxa"/>
-              <w:bottom w:w="150" w:type="dxa"/>
-            </w:tcMar>
-          </w:tcPr>
-          <w:p>
-            <w:pPr>
-              <w:jc w:val="center"/>
-              <w:rPr>
-                <w:lang w:eastAsia="ko-KR"/>
-              </w:rPr>
-            </w:pPr>
-            <w:r>
-              <w:rPr>
-                <w:lang w:eastAsia="ko-KR"/>
-                <w:b/>
-                <w:color w:val="17324A"/>
-                <w:sz w:val="20"/>
-              </w:rPr>
-              <w:t>디자인</w:t>
-            </w:r>
-          </w:p>
-          <w:p>
-            <w:pPr>
-              <w:jc w:val="center"/>
-              <w:rPr>
-                <w:lang w:eastAsia="ko-KR"/>
-              </w:rPr>
-            </w:pPr>
-            <w:r>
-              <w:rPr>
-                <w:lang w:eastAsia="ko-KR"/>
-                <w:sz w:val="16"/>
-              </w:rPr>
-              <w:t>표</w:t>
-            </w:r>
-            <w:r>
-              <w:rPr>
-                <w:lang w:eastAsia="ko-KR"/>
-                <w:sz w:val="16"/>
-              </w:rPr>
-              <w:t xml:space="preserve"> </w:t>
-            </w:r>
-            <w:r>
-              <w:rPr>
-                <w:lang w:eastAsia="ko-KR"/>
-                <w:sz w:val="16"/>
-              </w:rPr>
-              <w:t>중심에서</w:t>
-            </w:r>
-            <w:r>
-              <w:rPr>
-                <w:lang w:eastAsia="ko-KR"/>
-                <w:sz w:val="16"/>
-              </w:rPr>
-              <w:t xml:space="preserve"> </w:t>
-            </w:r>
-            <w:r>
-              <w:rPr>
-                <w:lang w:eastAsia="ko-KR"/>
-                <w:sz w:val="16"/>
-              </w:rPr>
-              <w:t>벗어나</w:t>
-            </w:r>
-            <w:r>
-              <w:rPr>
-                <w:lang w:eastAsia="ko-KR"/>
-                <w:sz w:val="16"/>
-              </w:rPr>
-              <w:t xml:space="preserve"> </w:t>
-            </w:r>
-            <w:r>
-              <w:rPr>
-                <w:lang w:eastAsia="ko-KR"/>
-                <w:sz w:val="16"/>
-              </w:rPr>
-              <w:t>카드</w:t>
-            </w:r>
-            <w:r>
-              <w:rPr>
-                <w:lang w:eastAsia="ko-KR"/>
-                <w:sz w:val="16"/>
-              </w:rPr>
-              <w:t>·</w:t>
-            </w:r>
-            <w:r>
-              <w:rPr>
-                <w:lang w:eastAsia="ko-KR"/>
-                <w:sz w:val="16"/>
-              </w:rPr>
-              <w:t>로드맵</w:t>
-            </w:r>
-            <w:r>
-              <w:rPr>
-                <w:lang w:eastAsia="ko-KR"/>
-                <w:sz w:val="16"/>
-              </w:rPr>
-              <w:t>·</w:t>
-            </w:r>
-            <w:r>
-              <w:rPr>
-                <w:lang w:eastAsia="ko-KR"/>
-                <w:sz w:val="16"/>
-              </w:rPr>
-              <w:t>화살표</w:t>
-            </w:r>
-            <w:r>
-              <w:rPr>
-                <w:lang w:eastAsia="ko-KR"/>
-                <w:sz w:val="16"/>
-              </w:rPr>
-              <w:t xml:space="preserve"> </w:t>
-            </w:r>
-            <w:r>
-              <w:rPr>
-                <w:lang w:eastAsia="ko-KR"/>
-                <w:sz w:val="16"/>
-              </w:rPr>
-              <w:t>도식</w:t>
-            </w:r>
-            <w:r>
-              <w:rPr>
-                <w:lang w:eastAsia="ko-KR"/>
-                <w:sz w:val="16"/>
-              </w:rPr>
-              <w:t xml:space="preserve"> </w:t>
-            </w:r>
-            <w:r>
-              <w:rPr>
-                <w:lang w:eastAsia="ko-KR"/>
-                <w:sz w:val="16"/>
-              </w:rPr>
-              <w:t>병행</w:t>
-            </w:r>
-          </w:p>
-        </w:tc>
-        <w:tc>
-          <w:tcPr>
-            <w:tcW w:w="2664" w:type="dxa"/>
-            <w:tcBorders>
-              <w:top w:val="single" w:sz="8" w:space="0" w:color="FFFFFF"/>
-              <w:left w:val="single" w:sz="8" w:space="0" w:color="FFFFFF"/>
-              <w:bottom w:val="single" w:sz="8" w:space="0" w:color="FFFFFF"/>
-              <w:right w:val="single" w:sz="8" w:space="0" w:color="FFFFFF"/>
-            </w:tcBorders>
-            <w:shd w:val="clear" w:color="auto" w:fill="DDF5EF"/>
-            <w:tcMar>
-              <w:top w:w="150" w:type="dxa"/>
-              <w:bottom w:w="150" w:type="dxa"/>
-            </w:tcMar>
-          </w:tcPr>
-          <w:p>
-            <w:pPr>
-              <w:jc w:val="center"/>
-              <w:rPr>
-                <w:lang w:eastAsia="ko-KR"/>
-              </w:rPr>
-            </w:pPr>
-            <w:r>
-              <w:rPr>
-                <w:lang w:eastAsia="ko-KR"/>
-                <w:b/>
-                <w:color w:val="17324A"/>
-                <w:sz w:val="20"/>
-              </w:rPr>
-              <w:t>분량</w:t>
-            </w:r>
-          </w:p>
-          <w:p>
-            <w:pPr>
-              <w:jc w:val="center"/>
-              <w:rPr>
-                <w:lang w:eastAsia="ko-KR"/>
-              </w:rPr>
-            </w:pPr>
-            <w:r>
-              <w:rPr>
-                <w:lang w:eastAsia="ko-KR"/>
-                <w:sz w:val="16"/>
-              </w:rPr>
-              <w:t>공간</w:t>
-            </w:r>
-            <w:r>
-              <w:rPr>
-                <w:lang w:eastAsia="ko-KR"/>
-                <w:sz w:val="16"/>
-              </w:rPr>
-              <w:t xml:space="preserve"> </w:t>
-            </w:r>
-            <w:r>
-              <w:rPr>
-                <w:lang w:eastAsia="ko-KR"/>
-                <w:sz w:val="16"/>
-              </w:rPr>
-              <w:t>대여</w:t>
-            </w:r>
-            <w:r>
-              <w:rPr>
-                <w:lang w:eastAsia="ko-KR"/>
-                <w:sz w:val="16"/>
-              </w:rPr>
-              <w:t xml:space="preserve"> </w:t>
-            </w:r>
-            <w:r>
-              <w:rPr>
-                <w:lang w:eastAsia="ko-KR"/>
-                <w:sz w:val="16"/>
-              </w:rPr>
-              <w:t>퀘스트는</w:t>
-            </w:r>
-            <w:r>
-              <w:rPr>
-                <w:lang w:eastAsia="ko-KR"/>
-                <w:sz w:val="16"/>
-              </w:rPr>
-              <w:t xml:space="preserve"> </w:t>
-            </w:r>
-            <w:r>
-              <w:rPr>
-                <w:lang w:eastAsia="ko-KR"/>
-                <w:sz w:val="16"/>
-              </w:rPr>
-              <w:t>핵심</w:t>
-            </w:r>
-            <w:r>
-              <w:rPr>
-                <w:lang w:eastAsia="ko-KR"/>
-                <w:sz w:val="16"/>
-              </w:rPr>
-              <w:t xml:space="preserve"> </w:t>
-            </w:r>
-            <w:r>
-              <w:rPr>
-                <w:lang w:eastAsia="ko-KR"/>
-                <w:sz w:val="16"/>
-              </w:rPr>
-              <w:t>구조</w:t>
-            </w:r>
-            <w:r>
-              <w:rPr>
-                <w:lang w:eastAsia="ko-KR"/>
-                <w:sz w:val="16"/>
-              </w:rPr>
-              <w:t xml:space="preserve"> </w:t>
-            </w:r>
-            <w:r>
-              <w:rPr>
-                <w:lang w:eastAsia="ko-KR"/>
-                <w:sz w:val="16"/>
-              </w:rPr>
-              <w:t>중심으로</w:t>
-            </w:r>
-            <w:r>
-              <w:rPr>
-                <w:lang w:eastAsia="ko-KR"/>
-                <w:sz w:val="16"/>
-              </w:rPr>
-              <w:t xml:space="preserve"> </w:t>
-            </w:r>
-            <w:r>
-              <w:rPr>
-                <w:lang w:eastAsia="ko-KR"/>
-                <w:sz w:val="16"/>
-              </w:rPr>
-              <w:t>축소</w:t>
-            </w:r>
-          </w:p>
-        </w:tc>
-        <w:tc>
-          <w:tcPr>
-            <w:tcW w:w="2664" w:type="dxa"/>
-            <w:tcBorders>
-              <w:top w:val="single" w:sz="8" w:space="0" w:color="FFFFFF"/>
-              <w:left w:val="single" w:sz="8" w:space="0" w:color="FFFFFF"/>
-              <w:bottom w:val="single" w:sz="8" w:space="0" w:color="FFFFFF"/>
-              <w:right w:val="single" w:sz="8" w:space="0" w:color="FFFFFF"/>
-            </w:tcBorders>
-            <w:shd w:val="clear" w:color="auto" w:fill="FFF1C6"/>
-            <w:tcMar>
-              <w:top w:w="150" w:type="dxa"/>
-              <w:bottom w:w="150" w:type="dxa"/>
-            </w:tcMar>
-          </w:tcPr>
-          <w:p>
-            <w:pPr>
-              <w:jc w:val="center"/>
-              <w:rPr>
-                <w:lang w:eastAsia="ko-KR"/>
-              </w:rPr>
-            </w:pPr>
-            <w:r>
-              <w:rPr>
-                <w:lang w:eastAsia="ko-KR"/>
-                <w:b/>
-                <w:color w:val="17324A"/>
-                <w:sz w:val="20"/>
-              </w:rPr>
-              <w:t>배치</w:t>
-            </w:r>
-          </w:p>
-          <w:p>
-            <w:pPr>
-              <w:jc w:val="center"/>
-              <w:rPr>
-                <w:lang w:eastAsia="ko-KR"/>
-              </w:rPr>
-            </w:pPr>
-            <w:r>
-              <w:rPr>
-                <w:lang w:eastAsia="ko-KR"/>
-                <w:sz w:val="16"/>
-              </w:rPr>
-              <w:t xml:space="preserve">Q3 </w:t>
-            </w:r>
-            <w:r>
-              <w:rPr>
-                <w:lang w:eastAsia="ko-KR"/>
-                <w:sz w:val="16"/>
-              </w:rPr>
-              <w:t>이후</w:t>
-            </w:r>
-            <w:r>
-              <w:rPr>
-                <w:lang w:eastAsia="ko-KR"/>
-                <w:sz w:val="16"/>
-              </w:rPr>
-              <w:t xml:space="preserve"> </w:t>
-            </w:r>
-            <w:r>
-              <w:rPr>
-                <w:lang w:eastAsia="ko-KR"/>
-                <w:sz w:val="16"/>
-              </w:rPr>
-              <w:t>선택</w:t>
-            </w:r>
-            <w:r>
-              <w:rPr>
-                <w:lang w:eastAsia="ko-KR"/>
-                <w:sz w:val="16"/>
-              </w:rPr>
-              <w:t xml:space="preserve"> </w:t>
-            </w:r>
-            <w:r>
-              <w:rPr>
-                <w:lang w:eastAsia="ko-KR"/>
-                <w:sz w:val="16"/>
-              </w:rPr>
-              <w:t>분기로</w:t>
-            </w:r>
-            <w:r>
-              <w:rPr>
-                <w:lang w:eastAsia="ko-KR"/>
-                <w:sz w:val="16"/>
-              </w:rPr>
-              <w:t xml:space="preserve"> </w:t>
-            </w:r>
-            <w:r>
-              <w:rPr>
-                <w:lang w:eastAsia="ko-KR"/>
-                <w:sz w:val="16"/>
-              </w:rPr>
-              <w:t>자연스럽게</w:t>
-            </w:r>
-            <w:r>
-              <w:rPr>
-                <w:lang w:eastAsia="ko-KR"/>
-                <w:sz w:val="16"/>
-              </w:rPr>
-              <w:t xml:space="preserve"> </w:t>
-            </w:r>
-            <w:r>
-              <w:rPr>
-                <w:lang w:eastAsia="ko-KR"/>
-                <w:sz w:val="16"/>
-              </w:rPr>
-              <w:t>연결</w:t>
-            </w:r>
-          </w:p>
-        </w:tc>
-        <w:tc>
-          <w:tcPr>
-            <w:tcW w:w="2664" w:type="dxa"/>
-            <w:tcBorders>
-              <w:top w:val="single" w:sz="8" w:space="0" w:color="FFFFFF"/>
-              <w:left w:val="single" w:sz="8" w:space="0" w:color="FFFFFF"/>
-              <w:bottom w:val="single" w:sz="8" w:space="0" w:color="FFFFFF"/>
-              <w:right w:val="single" w:sz="8" w:space="0" w:color="FFFFFF"/>
-            </w:tcBorders>
-            <w:shd w:val="clear" w:color="auto" w:fill="EFE9FB"/>
-            <w:tcMar>
-              <w:top w:w="150" w:type="dxa"/>
-              <w:bottom w:w="150" w:type="dxa"/>
-            </w:tcMar>
-          </w:tcPr>
-          <w:p>
-            <w:pPr>
-              <w:jc w:val="center"/>
-              <w:rPr>
-                <w:lang w:eastAsia="ko-KR"/>
-              </w:rPr>
-            </w:pPr>
-            <w:r>
-              <w:rPr>
-                <w:lang w:eastAsia="ko-KR"/>
-                <w:b/>
-                <w:color w:val="17324A"/>
-                <w:sz w:val="20"/>
-              </w:rPr>
-              <w:t>가독성</w:t>
-            </w:r>
-          </w:p>
-          <w:p>
-            <w:pPr>
-              <w:jc w:val="center"/>
-              <w:rPr>
-                <w:lang w:eastAsia="ko-KR"/>
-              </w:rPr>
-            </w:pPr>
-            <w:r>
-              <w:rPr>
-                <w:lang w:eastAsia="ko-KR"/>
-                <w:sz w:val="16"/>
-              </w:rPr>
-              <w:t>포트폴리오</w:t>
-            </w:r>
-            <w:r>
-              <w:rPr>
-                <w:lang w:eastAsia="ko-KR"/>
-                <w:sz w:val="16"/>
-              </w:rPr>
-              <w:t xml:space="preserve"> </w:t>
-            </w:r>
-            <w:r>
-              <w:rPr>
-                <w:lang w:eastAsia="ko-KR"/>
-                <w:sz w:val="16"/>
-              </w:rPr>
-              <w:t>제출용으로</w:t>
-            </w:r>
-            <w:r>
-              <w:rPr>
-                <w:lang w:eastAsia="ko-KR"/>
-                <w:sz w:val="16"/>
-              </w:rPr>
-              <w:t xml:space="preserve"> </w:t>
-            </w:r>
-            <w:r>
-              <w:rPr>
-                <w:lang w:eastAsia="ko-KR"/>
-                <w:sz w:val="16"/>
-              </w:rPr>
-              <w:t>한눈에</w:t>
-            </w:r>
-            <w:r>
-              <w:rPr>
-                <w:lang w:eastAsia="ko-KR"/>
-                <w:sz w:val="16"/>
-              </w:rPr>
-              <w:t xml:space="preserve"> </w:t>
-            </w:r>
-            <w:r>
-              <w:rPr>
-                <w:lang w:eastAsia="ko-KR"/>
-                <w:sz w:val="16"/>
-              </w:rPr>
-              <w:t>읽히는</w:t>
-            </w:r>
-            <w:r>
-              <w:rPr>
-                <w:lang w:eastAsia="ko-KR"/>
-                <w:sz w:val="16"/>
-              </w:rPr>
-              <w:t xml:space="preserve"> </w:t>
-            </w:r>
-            <w:r>
-              <w:rPr>
-                <w:lang w:eastAsia="ko-KR"/>
-                <w:sz w:val="16"/>
-              </w:rPr>
-              <w:t>구획화</w:t>
-            </w:r>
-          </w:p>
-        </w:tc>
-      </w:tr>
-    </w:tbl>
-    <w:p>
-      <w:pPr>
-        <w:rPr>
-          <w:lang w:eastAsia="ko-KR"/>
-        </w:rPr>
-      </w:pPr>
-    </w:p>
-    <w:p>
-      <w:pPr>
-        <w:jc w:val="center"/>
-        <w:spacing w:after="160"/>
-      </w:pPr>
-      <w:r>
-        <w:rPr>
-          <w:lang w:eastAsia="ko-KR"/>
-          <w:noProof/>
-        </w:rPr>
-        <w:drawing>
-          <wp:inline distT="0" distB="0" distL="0" distR="0">
-            <wp:extent cx="6035040" cy="2548128"/>
-            <wp:effectExtent l="0" t="0" r="0" b="0"/>
-            <wp:docPr id="1050" name="shape1050" hidden="0"/>
-            <wp:cNvGraphicFramePr>
-              <a:graphicFrameLocks xmlns:a="http://schemas.openxmlformats.org/drawingml/2006/main" noChangeAspect="1"/>
-            </wp:cNvGraphicFramePr>
-            <a:graphic xmlns:a="http://schemas.openxmlformats.org/drawingml/2006/main">
-              <a:graphicData uri="http://schemas.openxmlformats.org/drawingml/2006/picture">
-                <pic:pic xmlns:pic="http://schemas.openxmlformats.org/drawingml/2006/picture">
-                  <pic:nvPicPr>
-                    <pic:cNvPr id="0" name="이미지"/>
-                    <pic:cNvPicPr preferRelativeResize="1">
-                      <a:picLocks noChangeAspect="1"/>
-                    </pic:cNvPicPr>
-                  </pic:nvPicPr>
-                  <pic:blipFill>
-                    <a:blip r:embed="rId4">
-                      <a:extLst>
-                        <a:ext uri="{28A0092B-C50C-407E-A947-70E740481C1C}">
-                          <a14:useLocalDpi xmlns:a14="http://schemas.microsoft.com/office/drawing/2010/main" val="0"/>
-                        </a:ext>
-                      </a:extLst>
-                    </a:blip>
-                    <a:srcRect/>
-                    <a:stretch>
-                      <a:fillRect/>
-                    </a:stretch>
-                  </pic:blipFill>
-                  <pic:spPr>
-                    <a:xfrm>
-                      <a:off x="0" y="0"/>
-                      <a:ext cx="6035040" cy="2548128"/>
-                    </a:xfrm>
-                    <a:prstGeom prst="rect"/>
-                  </pic:spPr>
-                </pic:pic>
-              </a:graphicData>
-            </a:graphic>
-          </wp:inline>
-        </w:drawing>
-      </w:r>
-    </w:p>
-    <w:p/>
     <w:sectPr>
       <w:pgSz w:w="12240" w:h="15840"/>
       <w:pgMar w:top="720" w:right="792" w:bottom="720" w:left="792" w:header="360" w:footer="360" w:gutter="0"/>
@@ -25102,158 +23673,158 @@
     <w:lsdException w:name="heading 7" w:semiHidden="1" w:uiPriority="9" w:unhideWhenUsed="1" w:qFormat="1"/>
     <w:lsdException w:name="heading 8" w:semiHidden="1" w:uiPriority="9" w:unhideWhenUsed="1" w:qFormat="1"/>
     <w:lsdException w:name="heading 9" w:semiHidden="1" w:uiPriority="9" w:unhideWhenUsed="1" w:qFormat="1"/>
-    <w:lsdException w:name="index 1" w:semiHidden="1" w:uiPriority="825" w:unhideWhenUsed="1"/>
-    <w:lsdException w:name="index 2" w:semiHidden="1" w:uiPriority="825" w:unhideWhenUsed="1"/>
-    <w:lsdException w:name="index 3" w:semiHidden="1" w:uiPriority="825" w:unhideWhenUsed="1"/>
-    <w:lsdException w:name="index 4" w:semiHidden="1" w:uiPriority="825" w:unhideWhenUsed="1"/>
-    <w:lsdException w:name="index 5" w:semiHidden="1" w:uiPriority="825" w:unhideWhenUsed="1"/>
-    <w:lsdException w:name="index 6" w:semiHidden="1" w:uiPriority="825" w:unhideWhenUsed="1"/>
-    <w:lsdException w:name="index 7" w:semiHidden="1" w:uiPriority="825" w:unhideWhenUsed="1"/>
-    <w:lsdException w:name="index 8" w:semiHidden="1" w:uiPriority="825" w:unhideWhenUsed="1"/>
-    <w:lsdException w:name="index 9" w:semiHidden="1" w:uiPriority="825" w:unhideWhenUsed="1"/>
-    <w:lsdException w:name="toc 1" w:semiHidden="1" w:uiPriority="777" w:unhideWhenUsed="1"/>
-    <w:lsdException w:name="toc 2" w:semiHidden="1" w:uiPriority="777" w:unhideWhenUsed="1"/>
-    <w:lsdException w:name="toc 3" w:semiHidden="1" w:uiPriority="777" w:unhideWhenUsed="1"/>
-    <w:lsdException w:name="toc 4" w:semiHidden="1" w:uiPriority="777" w:unhideWhenUsed="1"/>
-    <w:lsdException w:name="toc 5" w:semiHidden="1" w:uiPriority="777" w:unhideWhenUsed="1"/>
-    <w:lsdException w:name="toc 6" w:semiHidden="1" w:uiPriority="777" w:unhideWhenUsed="1"/>
-    <w:lsdException w:name="toc 7" w:semiHidden="1" w:uiPriority="777" w:unhideWhenUsed="1"/>
-    <w:lsdException w:name="toc 8" w:semiHidden="1" w:uiPriority="777" w:unhideWhenUsed="1"/>
-    <w:lsdException w:name="toc 9" w:semiHidden="1" w:uiPriority="777" w:unhideWhenUsed="1"/>
-    <w:lsdException w:name="Normal Indent" w:semiHidden="1" w:uiPriority="825" w:unhideWhenUsed="1"/>
-    <w:lsdException w:name="footnote text" w:semiHidden="1" w:uiPriority="825" w:unhideWhenUsed="1"/>
-    <w:lsdException w:name="annotation text" w:semiHidden="1" w:uiPriority="825" w:unhideWhenUsed="1"/>
-    <w:lsdException w:name="header" w:semiHidden="1" w:uiPriority="825" w:unhideWhenUsed="1"/>
-    <w:lsdException w:name="footer" w:semiHidden="1" w:uiPriority="825" w:unhideWhenUsed="1"/>
-    <w:lsdException w:name="index heading" w:semiHidden="1" w:uiPriority="825" w:unhideWhenUsed="1"/>
-    <w:lsdException w:name="caption" w:semiHidden="1" w:uiPriority="773" w:unhideWhenUsed="1" w:qFormat="1"/>
-    <w:lsdException w:name="table of figures" w:semiHidden="1" w:uiPriority="825" w:unhideWhenUsed="1"/>
-    <w:lsdException w:name="envelope address" w:semiHidden="1" w:uiPriority="825" w:unhideWhenUsed="1"/>
-    <w:lsdException w:name="envelope return" w:semiHidden="1" w:uiPriority="825" w:unhideWhenUsed="1"/>
-    <w:lsdException w:name="footnote reference" w:semiHidden="1" w:uiPriority="825" w:unhideWhenUsed="1"/>
-    <w:lsdException w:name="annotation reference" w:semiHidden="1" w:uiPriority="825" w:unhideWhenUsed="1"/>
-    <w:lsdException w:name="line number" w:semiHidden="1" w:uiPriority="825" w:unhideWhenUsed="1"/>
-    <w:lsdException w:name="page number" w:semiHidden="1" w:uiPriority="825" w:unhideWhenUsed="1"/>
-    <w:lsdException w:name="endnote reference" w:semiHidden="1" w:uiPriority="825" w:unhideWhenUsed="1"/>
-    <w:lsdException w:name="endnote text" w:semiHidden="1" w:uiPriority="825" w:unhideWhenUsed="1"/>
-    <w:lsdException w:name="table of authorities" w:semiHidden="1" w:uiPriority="825" w:unhideWhenUsed="1"/>
-    <w:lsdException w:name="macro" w:semiHidden="1" w:uiPriority="825" w:unhideWhenUsed="1"/>
-    <w:lsdException w:name="toa heading" w:semiHidden="1" w:uiPriority="825" w:unhideWhenUsed="1"/>
-    <w:lsdException w:name="List" w:semiHidden="1" w:uiPriority="825" w:unhideWhenUsed="1"/>
-    <w:lsdException w:name="List Bullet" w:semiHidden="1" w:uiPriority="825" w:unhideWhenUsed="1"/>
-    <w:lsdException w:name="List Number" w:semiHidden="1" w:uiPriority="825" w:unhideWhenUsed="1"/>
-    <w:lsdException w:name="List 2" w:semiHidden="1" w:uiPriority="825" w:unhideWhenUsed="1"/>
-    <w:lsdException w:name="List 3" w:semiHidden="1" w:uiPriority="825" w:unhideWhenUsed="1"/>
-    <w:lsdException w:name="List 4" w:semiHidden="1" w:uiPriority="825" w:unhideWhenUsed="1"/>
-    <w:lsdException w:name="List 5" w:semiHidden="1" w:uiPriority="825" w:unhideWhenUsed="1"/>
-    <w:lsdException w:name="List Bullet 2" w:semiHidden="1" w:uiPriority="825" w:unhideWhenUsed="1"/>
-    <w:lsdException w:name="List Bullet 3" w:semiHidden="1" w:uiPriority="825" w:unhideWhenUsed="1"/>
-    <w:lsdException w:name="List Bullet 4" w:semiHidden="1" w:uiPriority="825" w:unhideWhenUsed="1"/>
-    <w:lsdException w:name="List Bullet 5" w:semiHidden="1" w:uiPriority="825" w:unhideWhenUsed="1"/>
-    <w:lsdException w:name="List Number 2" w:semiHidden="1" w:uiPriority="825" w:unhideWhenUsed="1"/>
-    <w:lsdException w:name="List Number 3" w:semiHidden="1" w:uiPriority="825" w:unhideWhenUsed="1"/>
-    <w:lsdException w:name="List Number 4" w:semiHidden="1" w:uiPriority="825" w:unhideWhenUsed="1"/>
-    <w:lsdException w:name="List Number 5" w:semiHidden="1" w:uiPriority="825" w:unhideWhenUsed="1"/>
-    <w:lsdException w:name="Title" w:uiPriority="82" w:qFormat="1"/>
-    <w:lsdException w:name="Closing" w:semiHidden="1" w:uiPriority="825" w:unhideWhenUsed="1"/>
-    <w:lsdException w:name="Signature" w:semiHidden="1" w:uiPriority="825" w:unhideWhenUsed="1"/>
+    <w:lsdException w:name="index 1" w:semiHidden="1" w:uiPriority="2085" w:unhideWhenUsed="1"/>
+    <w:lsdException w:name="index 2" w:semiHidden="1" w:uiPriority="2085" w:unhideWhenUsed="1"/>
+    <w:lsdException w:name="index 3" w:semiHidden="1" w:uiPriority="2085" w:unhideWhenUsed="1"/>
+    <w:lsdException w:name="index 4" w:semiHidden="1" w:uiPriority="2085" w:unhideWhenUsed="1"/>
+    <w:lsdException w:name="index 5" w:semiHidden="1" w:uiPriority="2085" w:unhideWhenUsed="1"/>
+    <w:lsdException w:name="index 6" w:semiHidden="1" w:uiPriority="2085" w:unhideWhenUsed="1"/>
+    <w:lsdException w:name="index 7" w:semiHidden="1" w:uiPriority="2085" w:unhideWhenUsed="1"/>
+    <w:lsdException w:name="index 8" w:semiHidden="1" w:uiPriority="2085" w:unhideWhenUsed="1"/>
+    <w:lsdException w:name="index 9" w:semiHidden="1" w:uiPriority="2085" w:unhideWhenUsed="1"/>
+    <w:lsdException w:name="toc 1" w:semiHidden="1" w:uiPriority="1911" w:unhideWhenUsed="1"/>
+    <w:lsdException w:name="toc 2" w:semiHidden="1" w:uiPriority="1911" w:unhideWhenUsed="1"/>
+    <w:lsdException w:name="toc 3" w:semiHidden="1" w:uiPriority="1911" w:unhideWhenUsed="1"/>
+    <w:lsdException w:name="toc 4" w:semiHidden="1" w:uiPriority="1911" w:unhideWhenUsed="1"/>
+    <w:lsdException w:name="toc 5" w:semiHidden="1" w:uiPriority="1911" w:unhideWhenUsed="1"/>
+    <w:lsdException w:name="toc 6" w:semiHidden="1" w:uiPriority="1911" w:unhideWhenUsed="1"/>
+    <w:lsdException w:name="toc 7" w:semiHidden="1" w:uiPriority="1911" w:unhideWhenUsed="1"/>
+    <w:lsdException w:name="toc 8" w:semiHidden="1" w:uiPriority="1911" w:unhideWhenUsed="1"/>
+    <w:lsdException w:name="toc 9" w:semiHidden="1" w:uiPriority="1911" w:unhideWhenUsed="1"/>
+    <w:lsdException w:name="Normal Indent" w:semiHidden="1" w:uiPriority="2085" w:unhideWhenUsed="1"/>
+    <w:lsdException w:name="footnote text" w:semiHidden="1" w:uiPriority="2085" w:unhideWhenUsed="1"/>
+    <w:lsdException w:name="annotation text" w:semiHidden="1" w:uiPriority="2085" w:unhideWhenUsed="1"/>
+    <w:lsdException w:name="header" w:semiHidden="1" w:uiPriority="2085" w:unhideWhenUsed="1"/>
+    <w:lsdException w:name="footer" w:semiHidden="1" w:uiPriority="2085" w:unhideWhenUsed="1"/>
+    <w:lsdException w:name="index heading" w:semiHidden="1" w:uiPriority="2085" w:unhideWhenUsed="1"/>
+    <w:lsdException w:name="caption" w:semiHidden="1" w:uiPriority="1907" w:unhideWhenUsed="1" w:qFormat="1"/>
+    <w:lsdException w:name="table of figures" w:semiHidden="1" w:uiPriority="2085" w:unhideWhenUsed="1"/>
+    <w:lsdException w:name="envelope address" w:semiHidden="1" w:uiPriority="2085" w:unhideWhenUsed="1"/>
+    <w:lsdException w:name="envelope return" w:semiHidden="1" w:uiPriority="2085" w:unhideWhenUsed="1"/>
+    <w:lsdException w:name="footnote reference" w:semiHidden="1" w:uiPriority="2085" w:unhideWhenUsed="1"/>
+    <w:lsdException w:name="annotation reference" w:semiHidden="1" w:uiPriority="2085" w:unhideWhenUsed="1"/>
+    <w:lsdException w:name="line number" w:semiHidden="1" w:uiPriority="2085" w:unhideWhenUsed="1"/>
+    <w:lsdException w:name="page number" w:semiHidden="1" w:uiPriority="2085" w:unhideWhenUsed="1"/>
+    <w:lsdException w:name="endnote reference" w:semiHidden="1" w:uiPriority="2085" w:unhideWhenUsed="1"/>
+    <w:lsdException w:name="endnote text" w:semiHidden="1" w:uiPriority="2085" w:unhideWhenUsed="1"/>
+    <w:lsdException w:name="table of authorities" w:semiHidden="1" w:uiPriority="2085" w:unhideWhenUsed="1"/>
+    <w:lsdException w:name="macro" w:semiHidden="1" w:uiPriority="2085" w:unhideWhenUsed="1"/>
+    <w:lsdException w:name="toa heading" w:semiHidden="1" w:uiPriority="2085" w:unhideWhenUsed="1"/>
+    <w:lsdException w:name="List" w:semiHidden="1" w:uiPriority="2085" w:unhideWhenUsed="1"/>
+    <w:lsdException w:name="List Bullet" w:semiHidden="1" w:uiPriority="2085" w:unhideWhenUsed="1"/>
+    <w:lsdException w:name="List Number" w:semiHidden="1" w:uiPriority="2085" w:unhideWhenUsed="1"/>
+    <w:lsdException w:name="List 2" w:semiHidden="1" w:uiPriority="2085" w:unhideWhenUsed="1"/>
+    <w:lsdException w:name="List 3" w:semiHidden="1" w:uiPriority="2085" w:unhideWhenUsed="1"/>
+    <w:lsdException w:name="List 4" w:semiHidden="1" w:uiPriority="2085" w:unhideWhenUsed="1"/>
+    <w:lsdException w:name="List 5" w:semiHidden="1" w:uiPriority="2085" w:unhideWhenUsed="1"/>
+    <w:lsdException w:name="List Bullet 2" w:semiHidden="1" w:uiPriority="2085" w:unhideWhenUsed="1"/>
+    <w:lsdException w:name="List Bullet 3" w:semiHidden="1" w:uiPriority="2085" w:unhideWhenUsed="1"/>
+    <w:lsdException w:name="List Bullet 4" w:semiHidden="1" w:uiPriority="2085" w:unhideWhenUsed="1"/>
+    <w:lsdException w:name="List Bullet 5" w:semiHidden="1" w:uiPriority="2085" w:unhideWhenUsed="1"/>
+    <w:lsdException w:name="List Number 2" w:semiHidden="1" w:uiPriority="2085" w:unhideWhenUsed="1"/>
+    <w:lsdException w:name="List Number 3" w:semiHidden="1" w:uiPriority="2085" w:unhideWhenUsed="1"/>
+    <w:lsdException w:name="List Number 4" w:semiHidden="1" w:uiPriority="2085" w:unhideWhenUsed="1"/>
+    <w:lsdException w:name="List Number 5" w:semiHidden="1" w:uiPriority="2085" w:unhideWhenUsed="1"/>
+    <w:lsdException w:name="Title" w:uiPriority="130" w:qFormat="1"/>
+    <w:lsdException w:name="Closing" w:semiHidden="1" w:uiPriority="2085" w:unhideWhenUsed="1"/>
+    <w:lsdException w:name="Signature" w:semiHidden="1" w:uiPriority="2085" w:unhideWhenUsed="1"/>
     <w:lsdException w:name="Default Paragraph Font" w:semiHidden="1" w:uiPriority="1" w:unhideWhenUsed="1"/>
-    <w:lsdException w:name="Body Text" w:semiHidden="1" w:uiPriority="825" w:unhideWhenUsed="1"/>
-    <w:lsdException w:name="Body Text Indent" w:semiHidden="1" w:uiPriority="825" w:unhideWhenUsed="1"/>
-    <w:lsdException w:name="List Continue" w:semiHidden="1" w:uiPriority="825" w:unhideWhenUsed="1"/>
-    <w:lsdException w:name="List Continue 2" w:semiHidden="1" w:uiPriority="825" w:unhideWhenUsed="1"/>
-    <w:lsdException w:name="List Continue 3" w:semiHidden="1" w:uiPriority="825" w:unhideWhenUsed="1"/>
-    <w:lsdException w:name="List Continue 4" w:semiHidden="1" w:uiPriority="825" w:unhideWhenUsed="1"/>
-    <w:lsdException w:name="List Continue 5" w:semiHidden="1" w:uiPriority="825" w:unhideWhenUsed="1"/>
-    <w:lsdException w:name="Message Header" w:semiHidden="1" w:uiPriority="825" w:unhideWhenUsed="1"/>
-    <w:lsdException w:name="Subtitle" w:uiPriority="83" w:qFormat="1"/>
-    <w:lsdException w:name="Salutation" w:semiHidden="1" w:uiPriority="825" w:unhideWhenUsed="1"/>
-    <w:lsdException w:name="Date" w:semiHidden="1" w:uiPriority="825" w:unhideWhenUsed="1"/>
-    <w:lsdException w:name="Body Text First Indent" w:semiHidden="1" w:uiPriority="825" w:unhideWhenUsed="1"/>
-    <w:lsdException w:name="Body Text First Indent 2" w:semiHidden="1" w:uiPriority="825" w:unhideWhenUsed="1"/>
-    <w:lsdException w:name="Note Heading" w:semiHidden="1" w:uiPriority="825" w:unhideWhenUsed="1"/>
-    <w:lsdException w:name="Body Text 2" w:semiHidden="1" w:uiPriority="825" w:unhideWhenUsed="1"/>
-    <w:lsdException w:name="Body Text 3" w:semiHidden="1" w:uiPriority="825" w:unhideWhenUsed="1"/>
-    <w:lsdException w:name="Body Text Indent 2" w:semiHidden="1" w:uiPriority="825" w:unhideWhenUsed="1"/>
-    <w:lsdException w:name="Body Text Indent 3" w:semiHidden="1" w:uiPriority="825" w:unhideWhenUsed="1"/>
-    <w:lsdException w:name="Block Text" w:semiHidden="1" w:uiPriority="825" w:unhideWhenUsed="1"/>
-    <w:lsdException w:name="Hyperlink" w:semiHidden="1" w:uiPriority="825" w:unhideWhenUsed="1"/>
-    <w:lsdException w:name="FollowedHyperlink" w:semiHidden="1" w:uiPriority="825" w:unhideWhenUsed="1"/>
-    <w:lsdException w:name="Strong" w:uiPriority="304" w:qFormat="1"/>
-    <w:lsdException w:name="Emphasis" w:uiPriority="296" w:qFormat="1"/>
-    <w:lsdException w:name="Document Map" w:semiHidden="1" w:uiPriority="825" w:unhideWhenUsed="1"/>
-    <w:lsdException w:name="Plain Text" w:semiHidden="1" w:uiPriority="825" w:unhideWhenUsed="1"/>
-    <w:lsdException w:name="E-mail Signature" w:semiHidden="1" w:uiPriority="825" w:unhideWhenUsed="1"/>
-    <w:lsdException w:name="HTML Top of Form" w:semiHidden="1" w:uiPriority="825" w:unhideWhenUsed="1"/>
-    <w:lsdException w:name="HTML Bottom of Form" w:semiHidden="1" w:uiPriority="825" w:unhideWhenUsed="1"/>
-    <w:lsdException w:name="Normal (Web)" w:semiHidden="1" w:uiPriority="825" w:unhideWhenUsed="1"/>
-    <w:lsdException w:name="HTML Acronym" w:semiHidden="1" w:uiPriority="825" w:unhideWhenUsed="1"/>
-    <w:lsdException w:name="HTML Address" w:semiHidden="1" w:uiPriority="825" w:unhideWhenUsed="1"/>
-    <w:lsdException w:name="HTML Cite" w:semiHidden="1" w:uiPriority="825" w:unhideWhenUsed="1"/>
-    <w:lsdException w:name="HTML Code" w:semiHidden="1" w:uiPriority="825" w:unhideWhenUsed="1"/>
-    <w:lsdException w:name="HTML Definition" w:semiHidden="1" w:uiPriority="825" w:unhideWhenUsed="1"/>
-    <w:lsdException w:name="HTML Keyboard" w:semiHidden="1" w:uiPriority="825" w:unhideWhenUsed="1"/>
-    <w:lsdException w:name="HTML Preformatted" w:semiHidden="1" w:uiPriority="825" w:unhideWhenUsed="1"/>
-    <w:lsdException w:name="HTML Sample" w:semiHidden="1" w:uiPriority="825" w:unhideWhenUsed="1"/>
-    <w:lsdException w:name="HTML Typewriter" w:semiHidden="1" w:uiPriority="825" w:unhideWhenUsed="1"/>
-    <w:lsdException w:name="HTML Variable" w:semiHidden="1" w:uiPriority="825" w:unhideWhenUsed="1"/>
-    <w:lsdException w:name="Normal Table" w:semiHidden="1" w:uiPriority="825" w:unhideWhenUsed="1"/>
-    <w:lsdException w:name="annotation subject" w:semiHidden="1" w:uiPriority="825" w:unhideWhenUsed="1"/>
-    <w:lsdException w:name="No List" w:semiHidden="1" w:uiPriority="825" w:unhideWhenUsed="1"/>
-    <w:lsdException w:name="Outline List 1" w:semiHidden="1" w:uiPriority="825" w:unhideWhenUsed="1"/>
-    <w:lsdException w:name="Outline List 2" w:semiHidden="1" w:uiPriority="825" w:unhideWhenUsed="1"/>
-    <w:lsdException w:name="Outline List 3" w:semiHidden="1" w:uiPriority="825" w:unhideWhenUsed="1"/>
-    <w:lsdException w:name="Table Simple 1" w:semiHidden="1" w:uiPriority="825" w:unhideWhenUsed="1"/>
-    <w:lsdException w:name="Table Simple 2" w:semiHidden="1" w:uiPriority="825" w:unhideWhenUsed="1"/>
-    <w:lsdException w:name="Table Simple 3" w:semiHidden="1" w:uiPriority="825" w:unhideWhenUsed="1"/>
-    <w:lsdException w:name="Table Classic 1" w:semiHidden="1" w:uiPriority="825" w:unhideWhenUsed="1"/>
-    <w:lsdException w:name="Table Classic 2" w:semiHidden="1" w:uiPriority="825" w:unhideWhenUsed="1"/>
-    <w:lsdException w:name="Table Classic 3" w:semiHidden="1" w:uiPriority="825" w:unhideWhenUsed="1"/>
-    <w:lsdException w:name="Table Classic 4" w:semiHidden="1" w:uiPriority="825" w:unhideWhenUsed="1"/>
-    <w:lsdException w:name="Table Colorful 1" w:semiHidden="1" w:uiPriority="825" w:unhideWhenUsed="1"/>
-    <w:lsdException w:name="Table Colorful 2" w:semiHidden="1" w:uiPriority="825" w:unhideWhenUsed="1"/>
-    <w:lsdException w:name="Table Colorful 3" w:semiHidden="1" w:uiPriority="825" w:unhideWhenUsed="1"/>
-    <w:lsdException w:name="Table Columns 1" w:semiHidden="1" w:uiPriority="825" w:unhideWhenUsed="1"/>
-    <w:lsdException w:name="Table Columns 2" w:semiHidden="1" w:uiPriority="825" w:unhideWhenUsed="1"/>
-    <w:lsdException w:name="Table Columns 3" w:semiHidden="1" w:uiPriority="825" w:unhideWhenUsed="1"/>
-    <w:lsdException w:name="Table Columns 4" w:semiHidden="1" w:uiPriority="825" w:unhideWhenUsed="1"/>
-    <w:lsdException w:name="Table Columns 5" w:semiHidden="1" w:uiPriority="825" w:unhideWhenUsed="1"/>
-    <w:lsdException w:name="Table Grid 1" w:semiHidden="1" w:uiPriority="825" w:unhideWhenUsed="1"/>
-    <w:lsdException w:name="Table Grid 2" w:semiHidden="1" w:uiPriority="825" w:unhideWhenUsed="1"/>
-    <w:lsdException w:name="Table Grid 3" w:semiHidden="1" w:uiPriority="825" w:unhideWhenUsed="1"/>
-    <w:lsdException w:name="Table Grid 4" w:semiHidden="1" w:uiPriority="825" w:unhideWhenUsed="1"/>
-    <w:lsdException w:name="Table Grid 5" w:semiHidden="1" w:uiPriority="825" w:unhideWhenUsed="1"/>
-    <w:lsdException w:name="Table Grid 6" w:semiHidden="1" w:uiPriority="825" w:unhideWhenUsed="1"/>
-    <w:lsdException w:name="Table Grid 7" w:semiHidden="1" w:uiPriority="825" w:unhideWhenUsed="1"/>
-    <w:lsdException w:name="Table Grid 8" w:semiHidden="1" w:uiPriority="825" w:unhideWhenUsed="1"/>
-    <w:lsdException w:name="Table List 1" w:semiHidden="1" w:uiPriority="825" w:unhideWhenUsed="1"/>
-    <w:lsdException w:name="Table List 2" w:semiHidden="1" w:uiPriority="825" w:unhideWhenUsed="1"/>
-    <w:lsdException w:name="Table List 3" w:semiHidden="1" w:uiPriority="825" w:unhideWhenUsed="1"/>
-    <w:lsdException w:name="Table List 4" w:semiHidden="1" w:uiPriority="825" w:unhideWhenUsed="1"/>
-    <w:lsdException w:name="Table List 5" w:semiHidden="1" w:uiPriority="825" w:unhideWhenUsed="1"/>
-    <w:lsdException w:name="Table List 6" w:semiHidden="1" w:uiPriority="825" w:unhideWhenUsed="1"/>
-    <w:lsdException w:name="Table List 7" w:semiHidden="1" w:uiPriority="825" w:unhideWhenUsed="1"/>
-    <w:lsdException w:name="Table List 8" w:semiHidden="1" w:uiPriority="825" w:unhideWhenUsed="1"/>
-    <w:lsdException w:name="Table 3D effects 1" w:semiHidden="1" w:uiPriority="825" w:unhideWhenUsed="1"/>
-    <w:lsdException w:name="Table 3D effects 2" w:semiHidden="1" w:uiPriority="825" w:unhideWhenUsed="1"/>
-    <w:lsdException w:name="Table 3D effects 3" w:semiHidden="1" w:uiPriority="825" w:unhideWhenUsed="1"/>
-    <w:lsdException w:name="Table Contemporary" w:semiHidden="1" w:uiPriority="825" w:unhideWhenUsed="1"/>
-    <w:lsdException w:name="Table Elegant" w:semiHidden="1" w:uiPriority="825" w:unhideWhenUsed="1"/>
-    <w:lsdException w:name="Table Professional" w:semiHidden="1" w:uiPriority="825" w:unhideWhenUsed="1"/>
-    <w:lsdException w:name="Table Subtle 1" w:semiHidden="1" w:uiPriority="825" w:unhideWhenUsed="1"/>
-    <w:lsdException w:name="Table Subtle 2" w:semiHidden="1" w:uiPriority="825" w:unhideWhenUsed="1"/>
-    <w:lsdException w:name="Table Web 1" w:semiHidden="1" w:uiPriority="825" w:unhideWhenUsed="1"/>
-    <w:lsdException w:name="Table Web 2" w:semiHidden="1" w:uiPriority="825" w:unhideWhenUsed="1"/>
-    <w:lsdException w:name="Table Web 3" w:semiHidden="1" w:uiPriority="825" w:unhideWhenUsed="1"/>
-    <w:lsdException w:name="Balloon Text" w:semiHidden="1" w:uiPriority="825" w:unhideWhenUsed="1"/>
-    <w:lsdException w:name="Table Grid" w:uiPriority="777"/>
-    <w:lsdException w:name="Table Theme" w:semiHidden="1" w:uiPriority="825" w:unhideWhenUsed="1"/>
-    <w:lsdException w:name="Placeholder Text" w:semiHidden="1" w:uiPriority="825"/>
+    <w:lsdException w:name="Body Text" w:semiHidden="1" w:uiPriority="2085" w:unhideWhenUsed="1"/>
+    <w:lsdException w:name="Body Text Indent" w:semiHidden="1" w:uiPriority="2085" w:unhideWhenUsed="1"/>
+    <w:lsdException w:name="List Continue" w:semiHidden="1" w:uiPriority="2085" w:unhideWhenUsed="1"/>
+    <w:lsdException w:name="List Continue 2" w:semiHidden="1" w:uiPriority="2085" w:unhideWhenUsed="1"/>
+    <w:lsdException w:name="List Continue 3" w:semiHidden="1" w:uiPriority="2085" w:unhideWhenUsed="1"/>
+    <w:lsdException w:name="List Continue 4" w:semiHidden="1" w:uiPriority="2085" w:unhideWhenUsed="1"/>
+    <w:lsdException w:name="List Continue 5" w:semiHidden="1" w:uiPriority="2085" w:unhideWhenUsed="1"/>
+    <w:lsdException w:name="Message Header" w:semiHidden="1" w:uiPriority="2085" w:unhideWhenUsed="1"/>
+    <w:lsdException w:name="Subtitle" w:uiPriority="131" w:qFormat="1"/>
+    <w:lsdException w:name="Salutation" w:semiHidden="1" w:uiPriority="2085" w:unhideWhenUsed="1"/>
+    <w:lsdException w:name="Date" w:semiHidden="1" w:uiPriority="2085" w:unhideWhenUsed="1"/>
+    <w:lsdException w:name="Body Text First Indent" w:semiHidden="1" w:uiPriority="2085" w:unhideWhenUsed="1"/>
+    <w:lsdException w:name="Body Text First Indent 2" w:semiHidden="1" w:uiPriority="2085" w:unhideWhenUsed="1"/>
+    <w:lsdException w:name="Note Heading" w:semiHidden="1" w:uiPriority="2085" w:unhideWhenUsed="1"/>
+    <w:lsdException w:name="Body Text 2" w:semiHidden="1" w:uiPriority="2085" w:unhideWhenUsed="1"/>
+    <w:lsdException w:name="Body Text 3" w:semiHidden="1" w:uiPriority="2085" w:unhideWhenUsed="1"/>
+    <w:lsdException w:name="Body Text Indent 2" w:semiHidden="1" w:uiPriority="2085" w:unhideWhenUsed="1"/>
+    <w:lsdException w:name="Body Text Indent 3" w:semiHidden="1" w:uiPriority="2085" w:unhideWhenUsed="1"/>
+    <w:lsdException w:name="Block Text" w:semiHidden="1" w:uiPriority="2085" w:unhideWhenUsed="1"/>
+    <w:lsdException w:name="Hyperlink" w:semiHidden="1" w:uiPriority="2085" w:unhideWhenUsed="1"/>
+    <w:lsdException w:name="FollowedHyperlink" w:semiHidden="1" w:uiPriority="2085" w:unhideWhenUsed="1"/>
+    <w:lsdException w:name="Strong" w:uiPriority="772" w:qFormat="1"/>
+    <w:lsdException w:name="Emphasis" w:uiPriority="662" w:qFormat="1"/>
+    <w:lsdException w:name="Document Map" w:semiHidden="1" w:uiPriority="2085" w:unhideWhenUsed="1"/>
+    <w:lsdException w:name="Plain Text" w:semiHidden="1" w:uiPriority="2085" w:unhideWhenUsed="1"/>
+    <w:lsdException w:name="E-mail Signature" w:semiHidden="1" w:uiPriority="2085" w:unhideWhenUsed="1"/>
+    <w:lsdException w:name="HTML Top of Form" w:semiHidden="1" w:uiPriority="2085" w:unhideWhenUsed="1"/>
+    <w:lsdException w:name="HTML Bottom of Form" w:semiHidden="1" w:uiPriority="2085" w:unhideWhenUsed="1"/>
+    <w:lsdException w:name="Normal (Web)" w:semiHidden="1" w:uiPriority="2085" w:unhideWhenUsed="1"/>
+    <w:lsdException w:name="HTML Acronym" w:semiHidden="1" w:uiPriority="2085" w:unhideWhenUsed="1"/>
+    <w:lsdException w:name="HTML Address" w:semiHidden="1" w:uiPriority="2085" w:unhideWhenUsed="1"/>
+    <w:lsdException w:name="HTML Cite" w:semiHidden="1" w:uiPriority="2085" w:unhideWhenUsed="1"/>
+    <w:lsdException w:name="HTML Code" w:semiHidden="1" w:uiPriority="2085" w:unhideWhenUsed="1"/>
+    <w:lsdException w:name="HTML Definition" w:semiHidden="1" w:uiPriority="2085" w:unhideWhenUsed="1"/>
+    <w:lsdException w:name="HTML Keyboard" w:semiHidden="1" w:uiPriority="2085" w:unhideWhenUsed="1"/>
+    <w:lsdException w:name="HTML Preformatted" w:semiHidden="1" w:uiPriority="2085" w:unhideWhenUsed="1"/>
+    <w:lsdException w:name="HTML Sample" w:semiHidden="1" w:uiPriority="2085" w:unhideWhenUsed="1"/>
+    <w:lsdException w:name="HTML Typewriter" w:semiHidden="1" w:uiPriority="2085" w:unhideWhenUsed="1"/>
+    <w:lsdException w:name="HTML Variable" w:semiHidden="1" w:uiPriority="2085" w:unhideWhenUsed="1"/>
+    <w:lsdException w:name="Normal Table" w:semiHidden="1" w:uiPriority="2085" w:unhideWhenUsed="1"/>
+    <w:lsdException w:name="annotation subject" w:semiHidden="1" w:uiPriority="2085" w:unhideWhenUsed="1"/>
+    <w:lsdException w:name="No List" w:semiHidden="1" w:uiPriority="2085" w:unhideWhenUsed="1"/>
+    <w:lsdException w:name="Outline List 1" w:semiHidden="1" w:uiPriority="2085" w:unhideWhenUsed="1"/>
+    <w:lsdException w:name="Outline List 2" w:semiHidden="1" w:uiPriority="2085" w:unhideWhenUsed="1"/>
+    <w:lsdException w:name="Outline List 3" w:semiHidden="1" w:uiPriority="2085" w:unhideWhenUsed="1"/>
+    <w:lsdException w:name="Table Simple 1" w:semiHidden="1" w:uiPriority="2085" w:unhideWhenUsed="1"/>
+    <w:lsdException w:name="Table Simple 2" w:semiHidden="1" w:uiPriority="2085" w:unhideWhenUsed="1"/>
+    <w:lsdException w:name="Table Simple 3" w:semiHidden="1" w:uiPriority="2085" w:unhideWhenUsed="1"/>
+    <w:lsdException w:name="Table Classic 1" w:semiHidden="1" w:uiPriority="2085" w:unhideWhenUsed="1"/>
+    <w:lsdException w:name="Table Classic 2" w:semiHidden="1" w:uiPriority="2085" w:unhideWhenUsed="1"/>
+    <w:lsdException w:name="Table Classic 3" w:semiHidden="1" w:uiPriority="2085" w:unhideWhenUsed="1"/>
+    <w:lsdException w:name="Table Classic 4" w:semiHidden="1" w:uiPriority="2085" w:unhideWhenUsed="1"/>
+    <w:lsdException w:name="Table Colorful 1" w:semiHidden="1" w:uiPriority="2085" w:unhideWhenUsed="1"/>
+    <w:lsdException w:name="Table Colorful 2" w:semiHidden="1" w:uiPriority="2085" w:unhideWhenUsed="1"/>
+    <w:lsdException w:name="Table Colorful 3" w:semiHidden="1" w:uiPriority="2085" w:unhideWhenUsed="1"/>
+    <w:lsdException w:name="Table Columns 1" w:semiHidden="1" w:uiPriority="2085" w:unhideWhenUsed="1"/>
+    <w:lsdException w:name="Table Columns 2" w:semiHidden="1" w:uiPriority="2085" w:unhideWhenUsed="1"/>
+    <w:lsdException w:name="Table Columns 3" w:semiHidden="1" w:uiPriority="2085" w:unhideWhenUsed="1"/>
+    <w:lsdException w:name="Table Columns 4" w:semiHidden="1" w:uiPriority="2085" w:unhideWhenUsed="1"/>
+    <w:lsdException w:name="Table Columns 5" w:semiHidden="1" w:uiPriority="2085" w:unhideWhenUsed="1"/>
+    <w:lsdException w:name="Table Grid 1" w:semiHidden="1" w:uiPriority="2085" w:unhideWhenUsed="1"/>
+    <w:lsdException w:name="Table Grid 2" w:semiHidden="1" w:uiPriority="2085" w:unhideWhenUsed="1"/>
+    <w:lsdException w:name="Table Grid 3" w:semiHidden="1" w:uiPriority="2085" w:unhideWhenUsed="1"/>
+    <w:lsdException w:name="Table Grid 4" w:semiHidden="1" w:uiPriority="2085" w:unhideWhenUsed="1"/>
+    <w:lsdException w:name="Table Grid 5" w:semiHidden="1" w:uiPriority="2085" w:unhideWhenUsed="1"/>
+    <w:lsdException w:name="Table Grid 6" w:semiHidden="1" w:uiPriority="2085" w:unhideWhenUsed="1"/>
+    <w:lsdException w:name="Table Grid 7" w:semiHidden="1" w:uiPriority="2085" w:unhideWhenUsed="1"/>
+    <w:lsdException w:name="Table Grid 8" w:semiHidden="1" w:uiPriority="2085" w:unhideWhenUsed="1"/>
+    <w:lsdException w:name="Table List 1" w:semiHidden="1" w:uiPriority="2085" w:unhideWhenUsed="1"/>
+    <w:lsdException w:name="Table List 2" w:semiHidden="1" w:uiPriority="2085" w:unhideWhenUsed="1"/>
+    <w:lsdException w:name="Table List 3" w:semiHidden="1" w:uiPriority="2085" w:unhideWhenUsed="1"/>
+    <w:lsdException w:name="Table List 4" w:semiHidden="1" w:uiPriority="2085" w:unhideWhenUsed="1"/>
+    <w:lsdException w:name="Table List 5" w:semiHidden="1" w:uiPriority="2085" w:unhideWhenUsed="1"/>
+    <w:lsdException w:name="Table List 6" w:semiHidden="1" w:uiPriority="2085" w:unhideWhenUsed="1"/>
+    <w:lsdException w:name="Table List 7" w:semiHidden="1" w:uiPriority="2085" w:unhideWhenUsed="1"/>
+    <w:lsdException w:name="Table List 8" w:semiHidden="1" w:uiPriority="2085" w:unhideWhenUsed="1"/>
+    <w:lsdException w:name="Table 3D effects 1" w:semiHidden="1" w:uiPriority="2085" w:unhideWhenUsed="1"/>
+    <w:lsdException w:name="Table 3D effects 2" w:semiHidden="1" w:uiPriority="2085" w:unhideWhenUsed="1"/>
+    <w:lsdException w:name="Table 3D effects 3" w:semiHidden="1" w:uiPriority="2085" w:unhideWhenUsed="1"/>
+    <w:lsdException w:name="Table Contemporary" w:semiHidden="1" w:uiPriority="2085" w:unhideWhenUsed="1"/>
+    <w:lsdException w:name="Table Elegant" w:semiHidden="1" w:uiPriority="2085" w:unhideWhenUsed="1"/>
+    <w:lsdException w:name="Table Professional" w:semiHidden="1" w:uiPriority="2085" w:unhideWhenUsed="1"/>
+    <w:lsdException w:name="Table Subtle 1" w:semiHidden="1" w:uiPriority="2085" w:unhideWhenUsed="1"/>
+    <w:lsdException w:name="Table Subtle 2" w:semiHidden="1" w:uiPriority="2085" w:unhideWhenUsed="1"/>
+    <w:lsdException w:name="Table Web 1" w:semiHidden="1" w:uiPriority="2085" w:unhideWhenUsed="1"/>
+    <w:lsdException w:name="Table Web 2" w:semiHidden="1" w:uiPriority="2085" w:unhideWhenUsed="1"/>
+    <w:lsdException w:name="Table Web 3" w:semiHidden="1" w:uiPriority="2085" w:unhideWhenUsed="1"/>
+    <w:lsdException w:name="Balloon Text" w:semiHidden="1" w:uiPriority="2085" w:unhideWhenUsed="1"/>
+    <w:lsdException w:name="Table Grid" w:uiPriority="1911"/>
+    <w:lsdException w:name="Table Theme" w:semiHidden="1" w:uiPriority="2085" w:unhideWhenUsed="1"/>
+    <w:lsdException w:name="Placeholder Text" w:semiHidden="1" w:uiPriority="2085"/>
     <w:lsdException w:name="No Spacing" w:uiPriority="1" w:qFormat="1"/>
     <w:lsdException w:name="Light Shading"/>
     <w:lsdException w:name="Light List"/>
     <w:lsdException w:name="Light Grid"/>
-    <w:lsdException w:name="Medium Shading 1" w:uiPriority="825"/>
+    <w:lsdException w:name="Medium Shading 1" w:uiPriority="2085"/>
     <w:lsdException w:name="Medium Shading 2"/>
     <w:lsdException w:name="Medium List 1"/>
     <w:lsdException w:name="Medium List 2"/>
@@ -25267,13 +23838,13 @@
     <w:lsdException w:name="Light Shading Accent 1"/>
     <w:lsdException w:name="Light List Accent 1"/>
     <w:lsdException w:name="Light Grid Accent 1"/>
-    <w:lsdException w:name="Medium Shading 1 Accent 1" w:uiPriority="825"/>
+    <w:lsdException w:name="Medium Shading 1 Accent 1" w:uiPriority="2085"/>
     <w:lsdException w:name="Medium Shading 2 Accent 1"/>
     <w:lsdException w:name="Medium List 1 Accent 1"/>
-    <w:lsdException w:name="Revision" w:semiHidden="1" w:uiPriority="825"/>
-    <w:lsdException w:name="List Paragraph" w:uiPriority="772" w:qFormat="1"/>
-    <w:lsdException w:name="Quote" w:uiPriority="599" w:qFormat="1"/>
-    <w:lsdException w:name="Intense Quote" w:uiPriority="630" w:qFormat="1"/>
+    <w:lsdException w:name="Revision" w:semiHidden="1" w:uiPriority="2085"/>
+    <w:lsdException w:name="List Paragraph" w:uiPriority="1906" w:qFormat="1"/>
+    <w:lsdException w:name="Quote" w:uiPriority="1433" w:qFormat="1"/>
+    <w:lsdException w:name="Intense Quote" w:uiPriority="1584" w:qFormat="1"/>
     <w:lsdException w:name="Medium List 2 Accent 1"/>
     <w:lsdException w:name="Medium Grid 1 Accent 1"/>
     <w:lsdException w:name="Medium Grid 2 Accent 1"/>
@@ -25285,7 +23856,7 @@
     <w:lsdException w:name="Light Shading Accent 2"/>
     <w:lsdException w:name="Light List Accent 2"/>
     <w:lsdException w:name="Light Grid Accent 2"/>
-    <w:lsdException w:name="Medium Shading 1 Accent 2" w:uiPriority="825"/>
+    <w:lsdException w:name="Medium Shading 1 Accent 2" w:uiPriority="2085"/>
     <w:lsdException w:name="Medium Shading 2 Accent 2"/>
     <w:lsdException w:name="Medium List 1 Accent 2"/>
     <w:lsdException w:name="Medium List 2 Accent 2"/>
@@ -25299,7 +23870,7 @@
     <w:lsdException w:name="Light Shading Accent 3"/>
     <w:lsdException w:name="Light List Accent 3"/>
     <w:lsdException w:name="Light Grid Accent 3"/>
-    <w:lsdException w:name="Medium Shading 1 Accent 3" w:uiPriority="825"/>
+    <w:lsdException w:name="Medium Shading 1 Accent 3" w:uiPriority="2085"/>
     <w:lsdException w:name="Medium Shading 2 Accent 3"/>
     <w:lsdException w:name="Medium List 1 Accent 3"/>
     <w:lsdException w:name="Medium List 2 Accent 3"/>
@@ -25313,7 +23884,7 @@
     <w:lsdException w:name="Light Shading Accent 4"/>
     <w:lsdException w:name="Light List Accent 4"/>
     <w:lsdException w:name="Light Grid Accent 4"/>
-    <w:lsdException w:name="Medium Shading 1 Accent 4" w:uiPriority="825"/>
+    <w:lsdException w:name="Medium Shading 1 Accent 4" w:uiPriority="2085"/>
     <w:lsdException w:name="Medium Shading 2 Accent 4"/>
     <w:lsdException w:name="Medium List 1 Accent 4"/>
     <w:lsdException w:name="Medium List 2 Accent 4"/>
@@ -25327,7 +23898,7 @@
     <w:lsdException w:name="Light Shading Accent 5"/>
     <w:lsdException w:name="Light List Accent 5"/>
     <w:lsdException w:name="Light Grid Accent 5"/>
-    <w:lsdException w:name="Medium Shading 1 Accent 5" w:uiPriority="825"/>
+    <w:lsdException w:name="Medium Shading 1 Accent 5" w:uiPriority="2085"/>
     <w:lsdException w:name="Medium Shading 2 Accent 5"/>
     <w:lsdException w:name="Medium List 1 Accent 5"/>
     <w:lsdException w:name="Medium List 2 Accent 5"/>
@@ -25341,7 +23912,7 @@
     <w:lsdException w:name="Light Shading Accent 6"/>
     <w:lsdException w:name="Light List Accent 6"/>
     <w:lsdException w:name="Light Grid Accent 6"/>
-    <w:lsdException w:name="Medium Shading 1 Accent 6" w:uiPriority="825"/>
+    <w:lsdException w:name="Medium Shading 1 Accent 6" w:uiPriority="2085"/>
     <w:lsdException w:name="Medium Shading 2 Accent 6"/>
     <w:lsdException w:name="Medium List 1 Accent 6"/>
     <w:lsdException w:name="Medium List 2 Accent 6"/>
@@ -25352,13 +23923,13 @@
     <w:lsdException w:name="Colorful Shading Accent 6"/>
     <w:lsdException w:name="Colorful List Accent 6"/>
     <w:lsdException w:name="Colorful Grid Accent 6"/>
-    <w:lsdException w:name="Subtle Emphasis" w:uiPriority="133" w:qFormat="1"/>
-    <w:lsdException w:name="Intense Emphasis" w:uiPriority="297" w:qFormat="1"/>
-    <w:lsdException w:name="Subtle Reference" w:uiPriority="631" w:qFormat="1"/>
-    <w:lsdException w:name="Intense Reference" w:uiPriority="662" w:qFormat="1"/>
-    <w:lsdException w:name="Book Title" w:uiPriority="663" w:qFormat="1"/>
-    <w:lsdException w:name="Bibliography" w:semiHidden="1" w:uiPriority="775" w:unhideWhenUsed="1"/>
-    <w:lsdException w:name="TOC Heading" w:semiHidden="1" w:uiPriority="777" w:unhideWhenUsed="1" w:qFormat="1"/>
+    <w:lsdException w:name="Subtle Emphasis" w:uiPriority="307" w:qFormat="1"/>
+    <w:lsdException w:name="Intense Emphasis" w:uiPriority="663" w:qFormat="1"/>
+    <w:lsdException w:name="Subtle Reference" w:uiPriority="1585" w:qFormat="1"/>
+    <w:lsdException w:name="Intense Reference" w:uiPriority="1634" w:qFormat="1"/>
+    <w:lsdException w:name="Book Title" w:uiPriority="1635" w:qFormat="1"/>
+    <w:lsdException w:name="Bibliography" w:semiHidden="1" w:uiPriority="1909" w:unhideWhenUsed="1"/>
+    <w:lsdException w:name="TOC Heading" w:semiHidden="1" w:uiPriority="1911" w:unhideWhenUsed="1" w:qFormat="1"/>
   </w:latentStyles>
   <w:style w:type="paragraph" w:default="1" w:styleId="a">
     <w:name w:val="Normal"/>
